--- a/工程造价计算器用户手册（修订版）.docx
+++ b/工程造价计算器用户手册（修订版）.docx
@@ -14311,22 +14311,7 @@
           <w:sz w:val="19"/>
           <w:szCs w:val="19"/>
         </w:rPr>
-        <w:t xml:space="preserve">4. 费率依据：《湖南省建设工程造价咨询行业咨询服务收费参考价格表》</w:t>
-      </w:r>
-    </w:p>
-    <w:p>
-      <w:pPr>
-        <w:spacing w:after="0" w:before="0" w:line="280"/>
-        <w:ind w:left="300" w:right="200"/>
-        <w:jc w:val="left"/>
-      </w:pPr>
-      <w:r>
-        <w:rPr>
-          <w:rFonts w:ascii="Consolas" w:cs="Consolas" w:eastAsia="宋体" w:hAnsi="Consolas"/>
-          <w:sz w:val="19"/>
-          <w:szCs w:val="19"/>
-        </w:rPr>
-        <w:t xml:space="preserve">   附表 6 全过程造价咨询服务收费参考价格表（不含驻场人员收费价格）</w:t>
+        <w:t xml:space="preserve">4. 费率依据：《湖南省建设工程造价咨询行业咨询服务收费参考价格表》附表 6「全过程造价咨询服务收费参考价格表（不含驻场人员收费价格）」</w:t>
       </w:r>
     </w:p>
     <w:p>
